--- a/אוכל עברית 170526.docx
+++ b/אוכל עברית 170526.docx
@@ -1,6 +1,6 @@
 
 <file path=word/document.xml><?xml version="1.0" encoding="utf-8"?>
-<w:document xmlns:wpc="http://schemas.microsoft.com/office/word/2010/wordprocessingCanvas" xmlns:cx="http://schemas.microsoft.com/office/drawing/2014/chartex" xmlns:cx1="http://schemas.microsoft.com/office/drawing/2015/9/8/chartex" xmlns:cx2="http://schemas.microsoft.com/office/drawing/2015/10/21/chartex" xmlns:cx3="http://schemas.microsoft.com/office/drawing/2016/5/9/chartex" xmlns:cx4="http://schemas.microsoft.com/office/drawing/2016/5/10/chartex" xmlns:cx5="http://schemas.microsoft.com/office/drawing/2016/5/11/chartex" xmlns:cx6="http://schemas.microsoft.com/office/drawing/2016/5/12/chartex" xmlns:cx7="http://schemas.microsoft.com/office/drawing/2016/5/13/chartex" xmlns:cx8="http://schemas.microsoft.com/office/drawing/2016/5/14/chartex" xmlns:mc="http://schemas.openxmlformats.org/markup-compatibility/2006" xmlns:aink="http://schemas.microsoft.com/office/drawing/2016/ink" xmlns:am3d="http://schemas.microsoft.com/office/drawing/2017/model3d" xmlns:o="urn:schemas-microsoft-com:office:office" xmlns:oel="http://schemas.microsoft.com/office/2019/extlst" xmlns:r="http://schemas.openxmlformats.org/officeDocument/2006/relationships" xmlns:m="http://schemas.openxmlformats.org/officeDocument/2006/math" xmlns:v="urn:schemas-microsoft-com:vml" xmlns:wp14="http://schemas.microsoft.com/office/word/2010/wordprocessingDrawing" xmlns:wp="http://schemas.openxmlformats.org/drawingml/2006/wordprocessingDrawing" xmlns:w10="urn:schemas-microsoft-com:office:word" xmlns:w="http://schemas.openxmlformats.org/wordprocessingml/2006/main" xmlns:w14="http://schemas.microsoft.com/office/word/2010/wordml" xmlns:w15="http://schemas.microsoft.com/office/word/2012/wordml" xmlns:w16cex="http://schemas.microsoft.com/office/word/2018/wordml/cex" xmlns:w16cid="http://schemas.microsoft.com/office/word/2016/wordml/cid" xmlns:w16="http://schemas.microsoft.com/office/word/2018/wordml" xmlns:w16sdtdh="http://schemas.microsoft.com/office/word/2020/wordml/sdtdatahash" xmlns:w16se="http://schemas.microsoft.com/office/word/2015/wordml/symex" xmlns:wpg="http://schemas.microsoft.com/office/word/2010/wordprocessingGroup" xmlns:wpi="http://schemas.microsoft.com/office/word/2010/wordprocessingInk" xmlns:wne="http://schemas.microsoft.com/office/word/2006/wordml" xmlns:wps="http://schemas.microsoft.com/office/word/2010/wordprocessingShape" mc:Ignorable="w14 w15 w16se w16cid w16 w16cex w16sdtdh wp14">
+<w:document xmlns:wpc="http://schemas.microsoft.com/office/word/2010/wordprocessingCanvas" xmlns:cx="http://schemas.microsoft.com/office/drawing/2014/chartex" xmlns:cx1="http://schemas.microsoft.com/office/drawing/2015/9/8/chartex" xmlns:cx2="http://schemas.microsoft.com/office/drawing/2015/10/21/chartex" xmlns:cx3="http://schemas.microsoft.com/office/drawing/2016/5/9/chartex" xmlns:cx4="http://schemas.microsoft.com/office/drawing/2016/5/10/chartex" xmlns:cx5="http://schemas.microsoft.com/office/drawing/2016/5/11/chartex" xmlns:cx6="http://schemas.microsoft.com/office/drawing/2016/5/12/chartex" xmlns:cx7="http://schemas.microsoft.com/office/drawing/2016/5/13/chartex" xmlns:cx8="http://schemas.microsoft.com/office/drawing/2016/5/14/chartex" xmlns:mc="http://schemas.openxmlformats.org/markup-compatibility/2006" xmlns:aink="http://schemas.microsoft.com/office/drawing/2016/ink" xmlns:am3d="http://schemas.microsoft.com/office/drawing/2017/model3d" xmlns:o="urn:schemas-microsoft-com:office:office" xmlns:oel="http://schemas.microsoft.com/office/2019/extlst" xmlns:r="http://schemas.openxmlformats.org/officeDocument/2006/relationships" xmlns:m="http://schemas.openxmlformats.org/officeDocument/2006/math" xmlns:v="urn:schemas-microsoft-com:vml" xmlns:wp14="http://schemas.microsoft.com/office/word/2010/wordprocessingDrawing" xmlns:wp="http://schemas.openxmlformats.org/drawingml/2006/wordprocessingDrawing" xmlns:w10="urn:schemas-microsoft-com:office:word" xmlns:w="http://schemas.openxmlformats.org/wordprocessingml/2006/main" xmlns:w14="http://schemas.microsoft.com/office/word/2010/wordml" xmlns:w15="http://schemas.microsoft.com/office/word/2012/wordml" xmlns:w16cex="http://schemas.microsoft.com/office/word/2018/wordml/cex" xmlns:w16cid="http://schemas.microsoft.com/office/word/2016/wordml/cid" xmlns:w16="http://schemas.microsoft.com/office/word/2018/wordml" xmlns:w16du="http://schemas.microsoft.com/office/word/2023/wordml/word16du" xmlns:w16sdtdh="http://schemas.microsoft.com/office/word/2020/wordml/sdtdatahash" xmlns:w16sdtfl="http://schemas.microsoft.com/office/word/2024/wordml/sdtformatlock" xmlns:w16se="http://schemas.microsoft.com/office/word/2015/wordml/symex" xmlns:wpg="http://schemas.microsoft.com/office/word/2010/wordprocessingGroup" xmlns:wpi="http://schemas.microsoft.com/office/word/2010/wordprocessingInk" xmlns:wne="http://schemas.microsoft.com/office/word/2006/wordml" xmlns:wps="http://schemas.microsoft.com/office/word/2010/wordprocessingShape" mc:Ignorable="w14 w15 w16se w16cid w16 w16cex w16sdtdh w16sdtfl w16du wp14">
   <w:body>
     <w:p>
       <w:pPr>
@@ -555,7 +555,7 @@
           <w:rFonts w:ascii="Alef" w:hAnsi="Alef" w:cs="Alef" w:hint="cs"/>
           <w:rtl/>
         </w:rPr>
-        <w:t>78/88</w:t>
+        <w:t>88</w:t>
       </w:r>
     </w:p>
     <w:p>
@@ -720,7 +720,6 @@
         <w:spacing w:line="240" w:lineRule="auto"/>
         <w:rPr>
           <w:rFonts w:ascii="Alef" w:hAnsi="Alef" w:cs="Alef"/>
-          <w:rtl/>
         </w:rPr>
       </w:pPr>
       <w:r>
@@ -830,6 +829,118 @@
           <w:rtl/>
         </w:rPr>
         <w:t>78</w:t>
+      </w:r>
+    </w:p>
+    <w:p>
+      <w:pPr>
+        <w:spacing w:line="240" w:lineRule="auto"/>
+        <w:rPr>
+          <w:rFonts w:ascii="Alef" w:hAnsi="Alef" w:cs="Alef"/>
+          <w:lang w:val="en-AU"/>
+        </w:rPr>
+      </w:pPr>
+      <w:r>
+        <w:rPr>
+          <w:rFonts w:ascii="Alef" w:hAnsi="Alef" w:cs="Alef"/>
+          <w:b/>
+          <w:bCs/>
+          <w:rtl/>
+        </w:rPr>
+        <w:t xml:space="preserve">סשימי </w:t>
+      </w:r>
+      <w:r>
+        <w:rPr>
+          <w:rFonts w:ascii="Alef" w:hAnsi="Alef" w:cs="Alef" w:hint="cs"/>
+          <w:b/>
+          <w:bCs/>
+          <w:rtl/>
+        </w:rPr>
+        <w:t>דג ים</w:t>
+      </w:r>
+      <w:r>
+        <w:rPr>
+          <w:rFonts w:ascii="Alef" w:hAnsi="Alef" w:cs="Alef"/>
+          <w:b/>
+          <w:bCs/>
+        </w:rPr>
+        <w:t>2</w:t>
+      </w:r>
+      <w:r>
+        <w:rPr>
+          <w:rFonts w:ascii="Alef" w:hAnsi="Alef" w:cs="Alef" w:hint="cs"/>
+          <w:b/>
+          <w:bCs/>
+          <w:rtl/>
+        </w:rPr>
+        <w:t xml:space="preserve"> </w:t>
+      </w:r>
+      <w:r>
+        <w:rPr>
+          <w:rFonts w:ascii="Alef" w:hAnsi="Alef" w:cs="Alef"/>
+          <w:b/>
+          <w:bCs/>
+          <w:rtl/>
+        </w:rPr>
+        <w:t>/</w:t>
+      </w:r>
+      <w:r>
+        <w:rPr>
+          <w:rFonts w:ascii="Alef" w:hAnsi="Alef" w:cs="Alef"/>
+          <w:rtl/>
+        </w:rPr>
+        <w:t xml:space="preserve"> רוטב קלמנטינות למון גראס וצ'ילי, </w:t>
+      </w:r>
+      <w:proofErr w:type="spellStart"/>
+      <w:r>
+        <w:rPr>
+          <w:rFonts w:ascii="Alef" w:hAnsi="Alef" w:cs="Alef"/>
+          <w:rtl/>
+        </w:rPr>
+        <w:t>פינגר</w:t>
+      </w:r>
+      <w:proofErr w:type="spellEnd"/>
+      <w:r>
+        <w:rPr>
+          <w:rFonts w:ascii="Alef" w:hAnsi="Alef" w:cs="Alef"/>
+          <w:rtl/>
+        </w:rPr>
+        <w:t xml:space="preserve"> </w:t>
+      </w:r>
+      <w:proofErr w:type="spellStart"/>
+      <w:r>
+        <w:rPr>
+          <w:rFonts w:ascii="Alef" w:hAnsi="Alef" w:cs="Alef"/>
+          <w:rtl/>
+        </w:rPr>
+        <w:t>ליים</w:t>
+      </w:r>
+      <w:proofErr w:type="spellEnd"/>
+      <w:r>
+        <w:rPr>
+          <w:rFonts w:ascii="Alef" w:hAnsi="Alef" w:cs="Alef"/>
+          <w:rtl/>
+        </w:rPr>
+        <w:t xml:space="preserve"> </w:t>
+      </w:r>
+      <w:r>
+        <w:rPr>
+          <w:rFonts w:ascii="Alef" w:hAnsi="Alef" w:cs="Alef" w:hint="cs"/>
+          <w:rtl/>
+        </w:rPr>
+        <w:t>ופירות הדר</w:t>
+      </w:r>
+      <w:r>
+        <w:rPr>
+          <w:rFonts w:ascii="Alef" w:hAnsi="Alef" w:cs="Alef"/>
+          <w:rtl/>
+        </w:rPr>
+        <w:t xml:space="preserve"> / </w:t>
+      </w:r>
+      <w:r>
+        <w:rPr>
+          <w:rFonts w:ascii="Alef" w:hAnsi="Alef" w:cs="Alef"/>
+        </w:rPr>
+        <w:t>333</w:t>
       </w:r>
     </w:p>
     <w:p>
@@ -2122,7 +2233,7 @@
 </file>
 
 <file path=word/endnotes.xml><?xml version="1.0" encoding="utf-8"?>
-<w:endnotes xmlns:wpc="http://schemas.microsoft.com/office/word/2010/wordprocessingCanvas" xmlns:cx="http://schemas.microsoft.com/office/drawing/2014/chartex" xmlns:cx1="http://schemas.microsoft.com/office/drawing/2015/9/8/chartex" xmlns:cx2="http://schemas.microsoft.com/office/drawing/2015/10/21/chartex" xmlns:cx3="http://schemas.microsoft.com/office/drawing/2016/5/9/chartex" xmlns:cx4="http://schemas.microsoft.com/office/drawing/2016/5/10/chartex" xmlns:cx5="http://schemas.microsoft.com/office/drawing/2016/5/11/chartex" xmlns:cx6="http://schemas.microsoft.com/office/drawing/2016/5/12/chartex" xmlns:cx7="http://schemas.microsoft.com/office/drawing/2016/5/13/chartex" xmlns:cx8="http://schemas.microsoft.com/office/drawing/2016/5/14/chartex" xmlns:mc="http://schemas.openxmlformats.org/markup-compatibility/2006" xmlns:aink="http://schemas.microsoft.com/office/drawing/2016/ink" xmlns:am3d="http://schemas.microsoft.com/office/drawing/2017/model3d" xmlns:o="urn:schemas-microsoft-com:office:office" xmlns:oel="http://schemas.microsoft.com/office/2019/extlst" xmlns:r="http://schemas.openxmlformats.org/officeDocument/2006/relationships" xmlns:m="http://schemas.openxmlformats.org/officeDocument/2006/math" xmlns:v="urn:schemas-microsoft-com:vml" xmlns:wp14="http://schemas.microsoft.com/office/word/2010/wordprocessingDrawing" xmlns:wp="http://schemas.openxmlformats.org/drawingml/2006/wordprocessingDrawing" xmlns:w10="urn:schemas-microsoft-com:office:word" xmlns:w="http://schemas.openxmlformats.org/wordprocessingml/2006/main" xmlns:w14="http://schemas.microsoft.com/office/word/2010/wordml" xmlns:w15="http://schemas.microsoft.com/office/word/2012/wordml" xmlns:w16cex="http://schemas.microsoft.com/office/word/2018/wordml/cex" xmlns:w16cid="http://schemas.microsoft.com/office/word/2016/wordml/cid" xmlns:w16="http://schemas.microsoft.com/office/word/2018/wordml" xmlns:w16sdtdh="http://schemas.microsoft.com/office/word/2020/wordml/sdtdatahash" xmlns:w16se="http://schemas.microsoft.com/office/word/2015/wordml/symex" xmlns:wpg="http://schemas.microsoft.com/office/word/2010/wordprocessingGroup" xmlns:wpi="http://schemas.microsoft.com/office/word/2010/wordprocessingInk" xmlns:wne="http://schemas.microsoft.com/office/word/2006/wordml" xmlns:wps="http://schemas.microsoft.com/office/word/2010/wordprocessingShape" mc:Ignorable="w14 w15 w16se w16cid w16 w16cex w16sdtdh wp14">
+<w:endnotes xmlns:wpc="http://schemas.microsoft.com/office/word/2010/wordprocessingCanvas" xmlns:cx="http://schemas.microsoft.com/office/drawing/2014/chartex" xmlns:cx1="http://schemas.microsoft.com/office/drawing/2015/9/8/chartex" xmlns:cx2="http://schemas.microsoft.com/office/drawing/2015/10/21/chartex" xmlns:cx3="http://schemas.microsoft.com/office/drawing/2016/5/9/chartex" xmlns:cx4="http://schemas.microsoft.com/office/drawing/2016/5/10/chartex" xmlns:cx5="http://schemas.microsoft.com/office/drawing/2016/5/11/chartex" xmlns:cx6="http://schemas.microsoft.com/office/drawing/2016/5/12/chartex" xmlns:cx7="http://schemas.microsoft.com/office/drawing/2016/5/13/chartex" xmlns:cx8="http://schemas.microsoft.com/office/drawing/2016/5/14/chartex" xmlns:mc="http://schemas.openxmlformats.org/markup-compatibility/2006" xmlns:aink="http://schemas.microsoft.com/office/drawing/2016/ink" xmlns:am3d="http://schemas.microsoft.com/office/drawing/2017/model3d" xmlns:o="urn:schemas-microsoft-com:office:office" xmlns:oel="http://schemas.microsoft.com/office/2019/extlst" xmlns:r="http://schemas.openxmlformats.org/officeDocument/2006/relationships" xmlns:m="http://schemas.openxmlformats.org/officeDocument/2006/math" xmlns:v="urn:schemas-microsoft-com:vml" xmlns:wp14="http://schemas.microsoft.com/office/word/2010/wordprocessingDrawing" xmlns:wp="http://schemas.openxmlformats.org/drawingml/2006/wordprocessingDrawing" xmlns:w10="urn:schemas-microsoft-com:office:word" xmlns:w="http://schemas.openxmlformats.org/wordprocessingml/2006/main" xmlns:w14="http://schemas.microsoft.com/office/word/2010/wordml" xmlns:w15="http://schemas.microsoft.com/office/word/2012/wordml" xmlns:w16cex="http://schemas.microsoft.com/office/word/2018/wordml/cex" xmlns:w16cid="http://schemas.microsoft.com/office/word/2016/wordml/cid" xmlns:w16="http://schemas.microsoft.com/office/word/2018/wordml" xmlns:w16du="http://schemas.microsoft.com/office/word/2023/wordml/word16du" xmlns:w16sdtdh="http://schemas.microsoft.com/office/word/2020/wordml/sdtdatahash" xmlns:w16sdtfl="http://schemas.microsoft.com/office/word/2024/wordml/sdtformatlock" xmlns:w16se="http://schemas.microsoft.com/office/word/2015/wordml/symex" xmlns:wpg="http://schemas.microsoft.com/office/word/2010/wordprocessingGroup" xmlns:wpi="http://schemas.microsoft.com/office/word/2010/wordprocessingInk" xmlns:wne="http://schemas.microsoft.com/office/word/2006/wordml" xmlns:wps="http://schemas.microsoft.com/office/word/2010/wordprocessingShape" mc:Ignorable="w14 w15 w16se w16cid w16 w16cex w16sdtdh w16sdtfl w16du wp14">
   <w:endnote w:type="separator" w:id="-1">
     <w:p>
       <w:pPr>
@@ -2147,7 +2258,7 @@
 </file>
 
 <file path=word/footnotes.xml><?xml version="1.0" encoding="utf-8"?>
-<w:footnotes xmlns:wpc="http://schemas.microsoft.com/office/word/2010/wordprocessingCanvas" xmlns:cx="http://schemas.microsoft.com/office/drawing/2014/chartex" xmlns:cx1="http://schemas.microsoft.com/office/drawing/2015/9/8/chartex" xmlns:cx2="http://schemas.microsoft.com/office/drawing/2015/10/21/chartex" xmlns:cx3="http://schemas.microsoft.com/office/drawing/2016/5/9/chartex" xmlns:cx4="http://schemas.microsoft.com/office/drawing/2016/5/10/chartex" xmlns:cx5="http://schemas.microsoft.com/office/drawing/2016/5/11/chartex" xmlns:cx6="http://schemas.microsoft.com/office/drawing/2016/5/12/chartex" xmlns:cx7="http://schemas.microsoft.com/office/drawing/2016/5/13/chartex" xmlns:cx8="http://schemas.microsoft.com/office/drawing/2016/5/14/chartex" xmlns:mc="http://schemas.openxmlformats.org/markup-compatibility/2006" xmlns:aink="http://schemas.microsoft.com/office/drawing/2016/ink" xmlns:am3d="http://schemas.microsoft.com/office/drawing/2017/model3d" xmlns:o="urn:schemas-microsoft-com:office:office" xmlns:oel="http://schemas.microsoft.com/office/2019/extlst" xmlns:r="http://schemas.openxmlformats.org/officeDocument/2006/relationships" xmlns:m="http://schemas.openxmlformats.org/officeDocument/2006/math" xmlns:v="urn:schemas-microsoft-com:vml" xmlns:wp14="http://schemas.microsoft.com/office/word/2010/wordprocessingDrawing" xmlns:wp="http://schemas.openxmlformats.org/drawingml/2006/wordprocessingDrawing" xmlns:w10="urn:schemas-microsoft-com:office:word" xmlns:w="http://schemas.openxmlformats.org/wordprocessingml/2006/main" xmlns:w14="http://schemas.microsoft.com/office/word/2010/wordml" xmlns:w15="http://schemas.microsoft.com/office/word/2012/wordml" xmlns:w16cex="http://schemas.microsoft.com/office/word/2018/wordml/cex" xmlns:w16cid="http://schemas.microsoft.com/office/word/2016/wordml/cid" xmlns:w16="http://schemas.microsoft.com/office/word/2018/wordml" xmlns:w16sdtdh="http://schemas.microsoft.com/office/word/2020/wordml/sdtdatahash" xmlns:w16se="http://schemas.microsoft.com/office/word/2015/wordml/symex" xmlns:wpg="http://schemas.microsoft.com/office/word/2010/wordprocessingGroup" xmlns:wpi="http://schemas.microsoft.com/office/word/2010/wordprocessingInk" xmlns:wne="http://schemas.microsoft.com/office/word/2006/wordml" xmlns:wps="http://schemas.microsoft.com/office/word/2010/wordprocessingShape" mc:Ignorable="w14 w15 w16se w16cid w16 w16cex w16sdtdh wp14">
+<w:footnotes xmlns:wpc="http://schemas.microsoft.com/office/word/2010/wordprocessingCanvas" xmlns:cx="http://schemas.microsoft.com/office/drawing/2014/chartex" xmlns:cx1="http://schemas.microsoft.com/office/drawing/2015/9/8/chartex" xmlns:cx2="http://schemas.microsoft.com/office/drawing/2015/10/21/chartex" xmlns:cx3="http://schemas.microsoft.com/office/drawing/2016/5/9/chartex" xmlns:cx4="http://schemas.microsoft.com/office/drawing/2016/5/10/chartex" xmlns:cx5="http://schemas.microsoft.com/office/drawing/2016/5/11/chartex" xmlns:cx6="http://schemas.microsoft.com/office/drawing/2016/5/12/chartex" xmlns:cx7="http://schemas.microsoft.com/office/drawing/2016/5/13/chartex" xmlns:cx8="http://schemas.microsoft.com/office/drawing/2016/5/14/chartex" xmlns:mc="http://schemas.openxmlformats.org/markup-compatibility/2006" xmlns:aink="http://schemas.microsoft.com/office/drawing/2016/ink" xmlns:am3d="http://schemas.microsoft.com/office/drawing/2017/model3d" xmlns:o="urn:schemas-microsoft-com:office:office" xmlns:oel="http://schemas.microsoft.com/office/2019/extlst" xmlns:r="http://schemas.openxmlformats.org/officeDocument/2006/relationships" xmlns:m="http://schemas.openxmlformats.org/officeDocument/2006/math" xmlns:v="urn:schemas-microsoft-com:vml" xmlns:wp14="http://schemas.microsoft.com/office/word/2010/wordprocessingDrawing" xmlns:wp="http://schemas.openxmlformats.org/drawingml/2006/wordprocessingDrawing" xmlns:w10="urn:schemas-microsoft-com:office:word" xmlns:w="http://schemas.openxmlformats.org/wordprocessingml/2006/main" xmlns:w14="http://schemas.microsoft.com/office/word/2010/wordml" xmlns:w15="http://schemas.microsoft.com/office/word/2012/wordml" xmlns:w16cex="http://schemas.microsoft.com/office/word/2018/wordml/cex" xmlns:w16cid="http://schemas.microsoft.com/office/word/2016/wordml/cid" xmlns:w16="http://schemas.microsoft.com/office/word/2018/wordml" xmlns:w16du="http://schemas.microsoft.com/office/word/2023/wordml/word16du" xmlns:w16sdtdh="http://schemas.microsoft.com/office/word/2020/wordml/sdtdatahash" xmlns:w16sdtfl="http://schemas.microsoft.com/office/word/2024/wordml/sdtformatlock" xmlns:w16se="http://schemas.microsoft.com/office/word/2015/wordml/symex" xmlns:wpg="http://schemas.microsoft.com/office/word/2010/wordprocessingGroup" xmlns:wpi="http://schemas.microsoft.com/office/word/2010/wordprocessingInk" xmlns:wne="http://schemas.microsoft.com/office/word/2006/wordml" xmlns:wps="http://schemas.microsoft.com/office/word/2010/wordprocessingShape" mc:Ignorable="w14 w15 w16se w16cid w16 w16cex w16sdtdh w16sdtfl w16du wp14">
   <w:footnote w:type="separator" w:id="-1">
     <w:p>
       <w:pPr>
@@ -2172,7 +2283,7 @@
 </file>
 
 <file path=word/header1.xml><?xml version="1.0" encoding="utf-8"?>
-<w:hdr xmlns:wpc="http://schemas.microsoft.com/office/word/2010/wordprocessingCanvas" xmlns:cx="http://schemas.microsoft.com/office/drawing/2014/chartex" xmlns:cx1="http://schemas.microsoft.com/office/drawing/2015/9/8/chartex" xmlns:cx2="http://schemas.microsoft.com/office/drawing/2015/10/21/chartex" xmlns:cx3="http://schemas.microsoft.com/office/drawing/2016/5/9/chartex" xmlns:cx4="http://schemas.microsoft.com/office/drawing/2016/5/10/chartex" xmlns:cx5="http://schemas.microsoft.com/office/drawing/2016/5/11/chartex" xmlns:cx6="http://schemas.microsoft.com/office/drawing/2016/5/12/chartex" xmlns:cx7="http://schemas.microsoft.com/office/drawing/2016/5/13/chartex" xmlns:cx8="http://schemas.microsoft.com/office/drawing/2016/5/14/chartex" xmlns:mc="http://schemas.openxmlformats.org/markup-compatibility/2006" xmlns:aink="http://schemas.microsoft.com/office/drawing/2016/ink" xmlns:am3d="http://schemas.microsoft.com/office/drawing/2017/model3d" xmlns:o="urn:schemas-microsoft-com:office:office" xmlns:oel="http://schemas.microsoft.com/office/2019/extlst" xmlns:r="http://schemas.openxmlformats.org/officeDocument/2006/relationships" xmlns:m="http://schemas.openxmlformats.org/officeDocument/2006/math" xmlns:v="urn:schemas-microsoft-com:vml" xmlns:wp14="http://schemas.microsoft.com/office/word/2010/wordprocessingDrawing" xmlns:wp="http://schemas.openxmlformats.org/drawingml/2006/wordprocessingDrawing" xmlns:w10="urn:schemas-microsoft-com:office:word" xmlns:w="http://schemas.openxmlformats.org/wordprocessingml/2006/main" xmlns:w14="http://schemas.microsoft.com/office/word/2010/wordml" xmlns:w15="http://schemas.microsoft.com/office/word/2012/wordml" xmlns:w16cex="http://schemas.microsoft.com/office/word/2018/wordml/cex" xmlns:w16cid="http://schemas.microsoft.com/office/word/2016/wordml/cid" xmlns:w16="http://schemas.microsoft.com/office/word/2018/wordml" xmlns:w16sdtdh="http://schemas.microsoft.com/office/word/2020/wordml/sdtdatahash" xmlns:w16se="http://schemas.microsoft.com/office/word/2015/wordml/symex" xmlns:wpg="http://schemas.microsoft.com/office/word/2010/wordprocessingGroup" xmlns:wpi="http://schemas.microsoft.com/office/word/2010/wordprocessingInk" xmlns:wne="http://schemas.microsoft.com/office/word/2006/wordml" xmlns:wps="http://schemas.microsoft.com/office/word/2010/wordprocessingShape" mc:Ignorable="w14 w15 w16se w16cid w16 w16cex w16sdtdh wp14">
+<w:hdr xmlns:wpc="http://schemas.microsoft.com/office/word/2010/wordprocessingCanvas" xmlns:cx="http://schemas.microsoft.com/office/drawing/2014/chartex" xmlns:cx1="http://schemas.microsoft.com/office/drawing/2015/9/8/chartex" xmlns:cx2="http://schemas.microsoft.com/office/drawing/2015/10/21/chartex" xmlns:cx3="http://schemas.microsoft.com/office/drawing/2016/5/9/chartex" xmlns:cx4="http://schemas.microsoft.com/office/drawing/2016/5/10/chartex" xmlns:cx5="http://schemas.microsoft.com/office/drawing/2016/5/11/chartex" xmlns:cx6="http://schemas.microsoft.com/office/drawing/2016/5/12/chartex" xmlns:cx7="http://schemas.microsoft.com/office/drawing/2016/5/13/chartex" xmlns:cx8="http://schemas.microsoft.com/office/drawing/2016/5/14/chartex" xmlns:mc="http://schemas.openxmlformats.org/markup-compatibility/2006" xmlns:aink="http://schemas.microsoft.com/office/drawing/2016/ink" xmlns:am3d="http://schemas.microsoft.com/office/drawing/2017/model3d" xmlns:o="urn:schemas-microsoft-com:office:office" xmlns:oel="http://schemas.microsoft.com/office/2019/extlst" xmlns:r="http://schemas.openxmlformats.org/officeDocument/2006/relationships" xmlns:m="http://schemas.openxmlformats.org/officeDocument/2006/math" xmlns:v="urn:schemas-microsoft-com:vml" xmlns:wp14="http://schemas.microsoft.com/office/word/2010/wordprocessingDrawing" xmlns:wp="http://schemas.openxmlformats.org/drawingml/2006/wordprocessingDrawing" xmlns:w10="urn:schemas-microsoft-com:office:word" xmlns:w="http://schemas.openxmlformats.org/wordprocessingml/2006/main" xmlns:w14="http://schemas.microsoft.com/office/word/2010/wordml" xmlns:w15="http://schemas.microsoft.com/office/word/2012/wordml" xmlns:w16cex="http://schemas.microsoft.com/office/word/2018/wordml/cex" xmlns:w16cid="http://schemas.microsoft.com/office/word/2016/wordml/cid" xmlns:w16="http://schemas.microsoft.com/office/word/2018/wordml" xmlns:w16du="http://schemas.microsoft.com/office/word/2023/wordml/word16du" xmlns:w16sdtdh="http://schemas.microsoft.com/office/word/2020/wordml/sdtdatahash" xmlns:w16sdtfl="http://schemas.microsoft.com/office/word/2024/wordml/sdtformatlock" xmlns:w16se="http://schemas.microsoft.com/office/word/2015/wordml/symex" xmlns:wpg="http://schemas.microsoft.com/office/word/2010/wordprocessingGroup" xmlns:wpi="http://schemas.microsoft.com/office/word/2010/wordprocessingInk" xmlns:wne="http://schemas.microsoft.com/office/word/2006/wordml" xmlns:wps="http://schemas.microsoft.com/office/word/2010/wordprocessingShape" mc:Ignorable="w14 w15 w16se w16cid w16 w16cex w16sdtdh w16sdtfl w16du wp14">
   <w:p>
     <w:pPr>
       <w:spacing w:before="240" w:line="28" w:lineRule="atLeast"/>
@@ -2234,7 +2345,7 @@
 </file>
 
 <file path=word/styles.xml><?xml version="1.0" encoding="utf-8"?>
-<w:styles xmlns:mc="http://schemas.openxmlformats.org/markup-compatibility/2006" xmlns:r="http://schemas.openxmlformats.org/officeDocument/2006/relationships" xmlns:w="http://schemas.openxmlformats.org/wordprocessingml/2006/main" xmlns:w14="http://schemas.microsoft.com/office/word/2010/wordml" xmlns:w15="http://schemas.microsoft.com/office/word/2012/wordml" xmlns:w16cex="http://schemas.microsoft.com/office/word/2018/wordml/cex" xmlns:w16cid="http://schemas.microsoft.com/office/word/2016/wordml/cid" xmlns:w16="http://schemas.microsoft.com/office/word/2018/wordml" xmlns:w16sdtdh="http://schemas.microsoft.com/office/word/2020/wordml/sdtdatahash" xmlns:w16se="http://schemas.microsoft.com/office/word/2015/wordml/symex" mc:Ignorable="w14 w15 w16se w16cid w16 w16cex w16sdtdh">
+<w:styles xmlns:mc="http://schemas.openxmlformats.org/markup-compatibility/2006" xmlns:r="http://schemas.openxmlformats.org/officeDocument/2006/relationships" xmlns:w="http://schemas.openxmlformats.org/wordprocessingml/2006/main" xmlns:w14="http://schemas.microsoft.com/office/word/2010/wordml" xmlns:w15="http://schemas.microsoft.com/office/word/2012/wordml" xmlns:w16cex="http://schemas.microsoft.com/office/word/2018/wordml/cex" xmlns:w16cid="http://schemas.microsoft.com/office/word/2016/wordml/cid" xmlns:w16="http://schemas.microsoft.com/office/word/2018/wordml" xmlns:w16du="http://schemas.microsoft.com/office/word/2023/wordml/word16du" xmlns:w16sdtdh="http://schemas.microsoft.com/office/word/2020/wordml/sdtdatahash" xmlns:w16sdtfl="http://schemas.microsoft.com/office/word/2024/wordml/sdtformatlock" xmlns:w16se="http://schemas.microsoft.com/office/word/2015/wordml/symex" mc:Ignorable="w14 w15 w16se w16cid w16 w16cex w16sdtdh w16sdtfl w16du">
   <w:docDefaults>
     <w:rPrDefault>
       <w:rPr>
@@ -2630,18 +2741,19 @@
     <w:lsdException w:name="Unresolved Mention" w:semiHidden="1" w:unhideWhenUsed="1"/>
     <w:lsdException w:name="Smart Link" w:semiHidden="1" w:unhideWhenUsed="1"/>
   </w:latentStyles>
-  <w:style w:type="paragraph" w:default="1" w:styleId="a">
+  <w:style w:type="paragraph" w:default="1" w:styleId="Normal">
     <w:name w:val="Normal"/>
     <w:qFormat/>
+    <w:rsid w:val="00DB5927"/>
     <w:pPr>
       <w:bidi/>
     </w:pPr>
   </w:style>
-  <w:style w:type="paragraph" w:styleId="1">
+  <w:style w:type="paragraph" w:styleId="Heading1">
     <w:name w:val="heading 1"/>
-    <w:basedOn w:val="a"/>
-    <w:next w:val="a"/>
-    <w:link w:val="10"/>
+    <w:basedOn w:val="Normal"/>
+    <w:next w:val="Normal"/>
+    <w:link w:val="Heading1Char"/>
     <w:uiPriority w:val="9"/>
     <w:qFormat/>
     <w:rsid w:val="00ED3CF1"/>
@@ -2658,11 +2770,11 @@
       <w:szCs w:val="40"/>
     </w:rPr>
   </w:style>
-  <w:style w:type="paragraph" w:styleId="2">
+  <w:style w:type="paragraph" w:styleId="Heading2">
     <w:name w:val="heading 2"/>
-    <w:basedOn w:val="a"/>
-    <w:next w:val="a"/>
-    <w:link w:val="20"/>
+    <w:basedOn w:val="Normal"/>
+    <w:next w:val="Normal"/>
+    <w:link w:val="Heading2Char"/>
     <w:uiPriority w:val="9"/>
     <w:semiHidden/>
     <w:unhideWhenUsed/>
@@ -2681,11 +2793,11 @@
       <w:szCs w:val="32"/>
     </w:rPr>
   </w:style>
-  <w:style w:type="paragraph" w:styleId="3">
+  <w:style w:type="paragraph" w:styleId="Heading3">
     <w:name w:val="heading 3"/>
-    <w:basedOn w:val="a"/>
-    <w:next w:val="a"/>
-    <w:link w:val="30"/>
+    <w:basedOn w:val="Normal"/>
+    <w:next w:val="Normal"/>
+    <w:link w:val="Heading3Char"/>
     <w:uiPriority w:val="9"/>
     <w:semiHidden/>
     <w:unhideWhenUsed/>
@@ -2704,11 +2816,11 @@
       <w:szCs w:val="28"/>
     </w:rPr>
   </w:style>
-  <w:style w:type="paragraph" w:styleId="4">
+  <w:style w:type="paragraph" w:styleId="Heading4">
     <w:name w:val="heading 4"/>
-    <w:basedOn w:val="a"/>
-    <w:next w:val="a"/>
-    <w:link w:val="40"/>
+    <w:basedOn w:val="Normal"/>
+    <w:next w:val="Normal"/>
+    <w:link w:val="Heading4Char"/>
     <w:uiPriority w:val="9"/>
     <w:semiHidden/>
     <w:unhideWhenUsed/>
@@ -2727,11 +2839,11 @@
       <w:color w:val="0F4761" w:themeColor="accent1" w:themeShade="BF"/>
     </w:rPr>
   </w:style>
-  <w:style w:type="paragraph" w:styleId="5">
+  <w:style w:type="paragraph" w:styleId="Heading5">
     <w:name w:val="heading 5"/>
-    <w:basedOn w:val="a"/>
-    <w:next w:val="a"/>
-    <w:link w:val="50"/>
+    <w:basedOn w:val="Normal"/>
+    <w:next w:val="Normal"/>
+    <w:link w:val="Heading5Char"/>
     <w:uiPriority w:val="9"/>
     <w:semiHidden/>
     <w:unhideWhenUsed/>
@@ -2748,11 +2860,11 @@
       <w:color w:val="0F4761" w:themeColor="accent1" w:themeShade="BF"/>
     </w:rPr>
   </w:style>
-  <w:style w:type="paragraph" w:styleId="6">
+  <w:style w:type="paragraph" w:styleId="Heading6">
     <w:name w:val="heading 6"/>
-    <w:basedOn w:val="a"/>
-    <w:next w:val="a"/>
-    <w:link w:val="60"/>
+    <w:basedOn w:val="Normal"/>
+    <w:next w:val="Normal"/>
+    <w:link w:val="Heading6Char"/>
     <w:uiPriority w:val="9"/>
     <w:semiHidden/>
     <w:unhideWhenUsed/>
@@ -2771,11 +2883,11 @@
       <w:color w:val="595959" w:themeColor="text1" w:themeTint="A6"/>
     </w:rPr>
   </w:style>
-  <w:style w:type="paragraph" w:styleId="7">
+  <w:style w:type="paragraph" w:styleId="Heading7">
     <w:name w:val="heading 7"/>
-    <w:basedOn w:val="a"/>
-    <w:next w:val="a"/>
-    <w:link w:val="70"/>
+    <w:basedOn w:val="Normal"/>
+    <w:next w:val="Normal"/>
+    <w:link w:val="Heading7Char"/>
     <w:uiPriority w:val="9"/>
     <w:semiHidden/>
     <w:unhideWhenUsed/>
@@ -2792,11 +2904,11 @@
       <w:color w:val="595959" w:themeColor="text1" w:themeTint="A6"/>
     </w:rPr>
   </w:style>
-  <w:style w:type="paragraph" w:styleId="8">
+  <w:style w:type="paragraph" w:styleId="Heading8">
     <w:name w:val="heading 8"/>
-    <w:basedOn w:val="a"/>
-    <w:next w:val="a"/>
-    <w:link w:val="80"/>
+    <w:basedOn w:val="Normal"/>
+    <w:next w:val="Normal"/>
+    <w:link w:val="Heading8Char"/>
     <w:uiPriority w:val="9"/>
     <w:semiHidden/>
     <w:unhideWhenUsed/>
@@ -2815,11 +2927,11 @@
       <w:color w:val="272727" w:themeColor="text1" w:themeTint="D8"/>
     </w:rPr>
   </w:style>
-  <w:style w:type="paragraph" w:styleId="9">
+  <w:style w:type="paragraph" w:styleId="Heading9">
     <w:name w:val="heading 9"/>
-    <w:basedOn w:val="a"/>
-    <w:next w:val="a"/>
-    <w:link w:val="90"/>
+    <w:basedOn w:val="Normal"/>
+    <w:next w:val="Normal"/>
+    <w:link w:val="Heading9Char"/>
     <w:uiPriority w:val="9"/>
     <w:semiHidden/>
     <w:unhideWhenUsed/>
@@ -2836,13 +2948,13 @@
       <w:color w:val="272727" w:themeColor="text1" w:themeTint="D8"/>
     </w:rPr>
   </w:style>
-  <w:style w:type="character" w:default="1" w:styleId="a0">
+  <w:style w:type="character" w:default="1" w:styleId="DefaultParagraphFont">
     <w:name w:val="Default Paragraph Font"/>
     <w:uiPriority w:val="1"/>
     <w:semiHidden/>
     <w:unhideWhenUsed/>
   </w:style>
-  <w:style w:type="table" w:default="1" w:styleId="a1">
+  <w:style w:type="table" w:default="1" w:styleId="TableNormal">
     <w:name w:val="Normal Table"/>
     <w:uiPriority w:val="99"/>
     <w:semiHidden/>
@@ -2857,16 +2969,16 @@
       </w:tblCellMar>
     </w:tblPr>
   </w:style>
-  <w:style w:type="numbering" w:default="1" w:styleId="a2">
+  <w:style w:type="numbering" w:default="1" w:styleId="NoList">
     <w:name w:val="No List"/>
     <w:uiPriority w:val="99"/>
     <w:semiHidden/>
     <w:unhideWhenUsed/>
   </w:style>
-  <w:style w:type="character" w:customStyle="1" w:styleId="10">
-    <w:name w:val="כותרת 1 תו"/>
-    <w:basedOn w:val="a0"/>
-    <w:link w:val="1"/>
+  <w:style w:type="character" w:customStyle="1" w:styleId="Heading1Char">
+    <w:name w:val="Heading 1 Char"/>
+    <w:basedOn w:val="DefaultParagraphFont"/>
+    <w:link w:val="Heading1"/>
     <w:uiPriority w:val="9"/>
     <w:rsid w:val="00ED3CF1"/>
     <w:rPr>
@@ -2876,10 +2988,10 @@
       <w:szCs w:val="40"/>
     </w:rPr>
   </w:style>
-  <w:style w:type="character" w:customStyle="1" w:styleId="20">
-    <w:name w:val="כותרת 2 תו"/>
-    <w:basedOn w:val="a0"/>
-    <w:link w:val="2"/>
+  <w:style w:type="character" w:customStyle="1" w:styleId="Heading2Char">
+    <w:name w:val="Heading 2 Char"/>
+    <w:basedOn w:val="DefaultParagraphFont"/>
+    <w:link w:val="Heading2"/>
     <w:uiPriority w:val="9"/>
     <w:semiHidden/>
     <w:rsid w:val="00ED3CF1"/>
@@ -2890,10 +3002,10 @@
       <w:szCs w:val="32"/>
     </w:rPr>
   </w:style>
-  <w:style w:type="character" w:customStyle="1" w:styleId="30">
-    <w:name w:val="כותרת 3 תו"/>
-    <w:basedOn w:val="a0"/>
-    <w:link w:val="3"/>
+  <w:style w:type="character" w:customStyle="1" w:styleId="Heading3Char">
+    <w:name w:val="Heading 3 Char"/>
+    <w:basedOn w:val="DefaultParagraphFont"/>
+    <w:link w:val="Heading3"/>
     <w:uiPriority w:val="9"/>
     <w:semiHidden/>
     <w:rsid w:val="00ED3CF1"/>
@@ -2904,10 +3016,10 @@
       <w:szCs w:val="28"/>
     </w:rPr>
   </w:style>
-  <w:style w:type="character" w:customStyle="1" w:styleId="40">
-    <w:name w:val="כותרת 4 תו"/>
-    <w:basedOn w:val="a0"/>
-    <w:link w:val="4"/>
+  <w:style w:type="character" w:customStyle="1" w:styleId="Heading4Char">
+    <w:name w:val="Heading 4 Char"/>
+    <w:basedOn w:val="DefaultParagraphFont"/>
+    <w:link w:val="Heading4"/>
     <w:uiPriority w:val="9"/>
     <w:semiHidden/>
     <w:rsid w:val="00ED3CF1"/>
@@ -2918,10 +3030,10 @@
       <w:color w:val="0F4761" w:themeColor="accent1" w:themeShade="BF"/>
     </w:rPr>
   </w:style>
-  <w:style w:type="character" w:customStyle="1" w:styleId="50">
-    <w:name w:val="כותרת 5 תו"/>
-    <w:basedOn w:val="a0"/>
-    <w:link w:val="5"/>
+  <w:style w:type="character" w:customStyle="1" w:styleId="Heading5Char">
+    <w:name w:val="Heading 5 Char"/>
+    <w:basedOn w:val="DefaultParagraphFont"/>
+    <w:link w:val="Heading5"/>
     <w:uiPriority w:val="9"/>
     <w:semiHidden/>
     <w:rsid w:val="00ED3CF1"/>
@@ -2930,10 +3042,10 @@
       <w:color w:val="0F4761" w:themeColor="accent1" w:themeShade="BF"/>
     </w:rPr>
   </w:style>
-  <w:style w:type="character" w:customStyle="1" w:styleId="60">
-    <w:name w:val="כותרת 6 תו"/>
-    <w:basedOn w:val="a0"/>
-    <w:link w:val="6"/>
+  <w:style w:type="character" w:customStyle="1" w:styleId="Heading6Char">
+    <w:name w:val="Heading 6 Char"/>
+    <w:basedOn w:val="DefaultParagraphFont"/>
+    <w:link w:val="Heading6"/>
     <w:uiPriority w:val="9"/>
     <w:semiHidden/>
     <w:rsid w:val="00ED3CF1"/>
@@ -2944,10 +3056,10 @@
       <w:color w:val="595959" w:themeColor="text1" w:themeTint="A6"/>
     </w:rPr>
   </w:style>
-  <w:style w:type="character" w:customStyle="1" w:styleId="70">
-    <w:name w:val="כותרת 7 תו"/>
-    <w:basedOn w:val="a0"/>
-    <w:link w:val="7"/>
+  <w:style w:type="character" w:customStyle="1" w:styleId="Heading7Char">
+    <w:name w:val="Heading 7 Char"/>
+    <w:basedOn w:val="DefaultParagraphFont"/>
+    <w:link w:val="Heading7"/>
     <w:uiPriority w:val="9"/>
     <w:semiHidden/>
     <w:rsid w:val="00ED3CF1"/>
@@ -2956,10 +3068,10 @@
       <w:color w:val="595959" w:themeColor="text1" w:themeTint="A6"/>
     </w:rPr>
   </w:style>
-  <w:style w:type="character" w:customStyle="1" w:styleId="80">
-    <w:name w:val="כותרת 8 תו"/>
-    <w:basedOn w:val="a0"/>
-    <w:link w:val="8"/>
+  <w:style w:type="character" w:customStyle="1" w:styleId="Heading8Char">
+    <w:name w:val="Heading 8 Char"/>
+    <w:basedOn w:val="DefaultParagraphFont"/>
+    <w:link w:val="Heading8"/>
     <w:uiPriority w:val="9"/>
     <w:semiHidden/>
     <w:rsid w:val="00ED3CF1"/>
@@ -2970,10 +3082,10 @@
       <w:color w:val="272727" w:themeColor="text1" w:themeTint="D8"/>
     </w:rPr>
   </w:style>
-  <w:style w:type="character" w:customStyle="1" w:styleId="90">
-    <w:name w:val="כותרת 9 תו"/>
-    <w:basedOn w:val="a0"/>
-    <w:link w:val="9"/>
+  <w:style w:type="character" w:customStyle="1" w:styleId="Heading9Char">
+    <w:name w:val="Heading 9 Char"/>
+    <w:basedOn w:val="DefaultParagraphFont"/>
+    <w:link w:val="Heading9"/>
     <w:uiPriority w:val="9"/>
     <w:semiHidden/>
     <w:rsid w:val="00ED3CF1"/>
@@ -2982,11 +3094,11 @@
       <w:color w:val="272727" w:themeColor="text1" w:themeTint="D8"/>
     </w:rPr>
   </w:style>
-  <w:style w:type="paragraph" w:styleId="a3">
+  <w:style w:type="paragraph" w:styleId="Title">
     <w:name w:val="Title"/>
-    <w:basedOn w:val="a"/>
-    <w:next w:val="a"/>
-    <w:link w:val="a4"/>
+    <w:basedOn w:val="Normal"/>
+    <w:next w:val="Normal"/>
+    <w:link w:val="TitleChar"/>
     <w:uiPriority w:val="10"/>
     <w:qFormat/>
     <w:rsid w:val="00ED3CF1"/>
@@ -3002,10 +3114,10 @@
       <w:szCs w:val="56"/>
     </w:rPr>
   </w:style>
-  <w:style w:type="character" w:customStyle="1" w:styleId="a4">
-    <w:name w:val="כותרת טקסט תו"/>
-    <w:basedOn w:val="a0"/>
-    <w:link w:val="a3"/>
+  <w:style w:type="character" w:customStyle="1" w:styleId="TitleChar">
+    <w:name w:val="Title Char"/>
+    <w:basedOn w:val="DefaultParagraphFont"/>
+    <w:link w:val="Title"/>
     <w:uiPriority w:val="10"/>
     <w:rsid w:val="00ED3CF1"/>
     <w:rPr>
@@ -3016,11 +3128,11 @@
       <w:szCs w:val="56"/>
     </w:rPr>
   </w:style>
-  <w:style w:type="paragraph" w:styleId="a5">
+  <w:style w:type="paragraph" w:styleId="Subtitle">
     <w:name w:val="Subtitle"/>
-    <w:basedOn w:val="a"/>
-    <w:next w:val="a"/>
-    <w:link w:val="a6"/>
+    <w:basedOn w:val="Normal"/>
+    <w:next w:val="Normal"/>
+    <w:link w:val="SubtitleChar"/>
     <w:uiPriority w:val="11"/>
     <w:qFormat/>
     <w:rsid w:val="00ED3CF1"/>
@@ -3037,10 +3149,10 @@
       <w:szCs w:val="28"/>
     </w:rPr>
   </w:style>
-  <w:style w:type="character" w:customStyle="1" w:styleId="a6">
-    <w:name w:val="כותרת משנה תו"/>
-    <w:basedOn w:val="a0"/>
-    <w:link w:val="a5"/>
+  <w:style w:type="character" w:customStyle="1" w:styleId="SubtitleChar">
+    <w:name w:val="Subtitle Char"/>
+    <w:basedOn w:val="DefaultParagraphFont"/>
+    <w:link w:val="Subtitle"/>
     <w:uiPriority w:val="11"/>
     <w:rsid w:val="00ED3CF1"/>
     <w:rPr>
@@ -3051,11 +3163,11 @@
       <w:szCs w:val="28"/>
     </w:rPr>
   </w:style>
-  <w:style w:type="paragraph" w:styleId="a7">
+  <w:style w:type="paragraph" w:styleId="Quote">
     <w:name w:val="Quote"/>
-    <w:basedOn w:val="a"/>
-    <w:next w:val="a"/>
-    <w:link w:val="a8"/>
+    <w:basedOn w:val="Normal"/>
+    <w:next w:val="Normal"/>
+    <w:link w:val="QuoteChar"/>
     <w:uiPriority w:val="29"/>
     <w:qFormat/>
     <w:rsid w:val="00ED3CF1"/>
@@ -3069,10 +3181,10 @@
       <w:color w:val="404040" w:themeColor="text1" w:themeTint="BF"/>
     </w:rPr>
   </w:style>
-  <w:style w:type="character" w:customStyle="1" w:styleId="a8">
-    <w:name w:val="ציטוט תו"/>
-    <w:basedOn w:val="a0"/>
-    <w:link w:val="a7"/>
+  <w:style w:type="character" w:customStyle="1" w:styleId="QuoteChar">
+    <w:name w:val="Quote Char"/>
+    <w:basedOn w:val="DefaultParagraphFont"/>
+    <w:link w:val="Quote"/>
     <w:uiPriority w:val="29"/>
     <w:rsid w:val="00ED3CF1"/>
     <w:rPr>
@@ -3081,9 +3193,9 @@
       <w:color w:val="404040" w:themeColor="text1" w:themeTint="BF"/>
     </w:rPr>
   </w:style>
-  <w:style w:type="paragraph" w:styleId="a9">
+  <w:style w:type="paragraph" w:styleId="ListParagraph">
     <w:name w:val="List Paragraph"/>
-    <w:basedOn w:val="a"/>
+    <w:basedOn w:val="Normal"/>
     <w:uiPriority w:val="34"/>
     <w:qFormat/>
     <w:rsid w:val="00ED3CF1"/>
@@ -3092,9 +3204,9 @@
       <w:contextualSpacing/>
     </w:pPr>
   </w:style>
-  <w:style w:type="character" w:styleId="aa">
+  <w:style w:type="character" w:styleId="IntenseEmphasis">
     <w:name w:val="Intense Emphasis"/>
-    <w:basedOn w:val="a0"/>
+    <w:basedOn w:val="DefaultParagraphFont"/>
     <w:uiPriority w:val="21"/>
     <w:qFormat/>
     <w:rsid w:val="00ED3CF1"/>
@@ -3104,11 +3216,11 @@
       <w:color w:val="0F4761" w:themeColor="accent1" w:themeShade="BF"/>
     </w:rPr>
   </w:style>
-  <w:style w:type="paragraph" w:styleId="ab">
+  <w:style w:type="paragraph" w:styleId="IntenseQuote">
     <w:name w:val="Intense Quote"/>
-    <w:basedOn w:val="a"/>
-    <w:next w:val="a"/>
-    <w:link w:val="ac"/>
+    <w:basedOn w:val="Normal"/>
+    <w:next w:val="Normal"/>
+    <w:link w:val="IntenseQuoteChar"/>
     <w:uiPriority w:val="30"/>
     <w:qFormat/>
     <w:rsid w:val="00ED3CF1"/>
@@ -3127,10 +3239,10 @@
       <w:color w:val="0F4761" w:themeColor="accent1" w:themeShade="BF"/>
     </w:rPr>
   </w:style>
-  <w:style w:type="character" w:customStyle="1" w:styleId="ac">
-    <w:name w:val="ציטוט חזק תו"/>
-    <w:basedOn w:val="a0"/>
-    <w:link w:val="ab"/>
+  <w:style w:type="character" w:customStyle="1" w:styleId="IntenseQuoteChar">
+    <w:name w:val="Intense Quote Char"/>
+    <w:basedOn w:val="DefaultParagraphFont"/>
+    <w:link w:val="IntenseQuote"/>
     <w:uiPriority w:val="30"/>
     <w:rsid w:val="00ED3CF1"/>
     <w:rPr>
@@ -3139,9 +3251,9 @@
       <w:color w:val="0F4761" w:themeColor="accent1" w:themeShade="BF"/>
     </w:rPr>
   </w:style>
-  <w:style w:type="character" w:styleId="ad">
+  <w:style w:type="character" w:styleId="IntenseReference">
     <w:name w:val="Intense Reference"/>
-    <w:basedOn w:val="a0"/>
+    <w:basedOn w:val="DefaultParagraphFont"/>
     <w:uiPriority w:val="32"/>
     <w:qFormat/>
     <w:rsid w:val="00ED3CF1"/>
@@ -3153,10 +3265,10 @@
       <w:spacing w:val="5"/>
     </w:rPr>
   </w:style>
-  <w:style w:type="paragraph" w:styleId="ae">
+  <w:style w:type="paragraph" w:styleId="Header">
     <w:name w:val="header"/>
-    <w:basedOn w:val="a"/>
-    <w:link w:val="af"/>
+    <w:basedOn w:val="Normal"/>
+    <w:link w:val="HeaderChar"/>
     <w:uiPriority w:val="99"/>
     <w:unhideWhenUsed/>
     <w:rsid w:val="00ED3CF1"/>
@@ -3168,17 +3280,17 @@
       <w:spacing w:after="0" w:line="240" w:lineRule="auto"/>
     </w:pPr>
   </w:style>
-  <w:style w:type="character" w:customStyle="1" w:styleId="af">
-    <w:name w:val="כותרת עליונה תו"/>
-    <w:basedOn w:val="a0"/>
-    <w:link w:val="ae"/>
+  <w:style w:type="character" w:customStyle="1" w:styleId="HeaderChar">
+    <w:name w:val="Header Char"/>
+    <w:basedOn w:val="DefaultParagraphFont"/>
+    <w:link w:val="Header"/>
     <w:uiPriority w:val="99"/>
     <w:rsid w:val="00ED3CF1"/>
   </w:style>
-  <w:style w:type="paragraph" w:styleId="af0">
+  <w:style w:type="paragraph" w:styleId="Footer">
     <w:name w:val="footer"/>
-    <w:basedOn w:val="a"/>
-    <w:link w:val="af1"/>
+    <w:basedOn w:val="Normal"/>
+    <w:link w:val="FooterChar"/>
     <w:uiPriority w:val="99"/>
     <w:unhideWhenUsed/>
     <w:rsid w:val="00ED3CF1"/>
@@ -3190,10 +3302,10 @@
       <w:spacing w:after="0" w:line="240" w:lineRule="auto"/>
     </w:pPr>
   </w:style>
-  <w:style w:type="character" w:customStyle="1" w:styleId="af1">
-    <w:name w:val="כותרת תחתונה תו"/>
-    <w:basedOn w:val="a0"/>
-    <w:link w:val="af0"/>
+  <w:style w:type="character" w:customStyle="1" w:styleId="FooterChar">
+    <w:name w:val="Footer Char"/>
+    <w:basedOn w:val="DefaultParagraphFont"/>
+    <w:link w:val="Footer"/>
     <w:uiPriority w:val="99"/>
     <w:rsid w:val="00ED3CF1"/>
   </w:style>
